--- a/submission-report.docx
+++ b/submission-report.docx
@@ -19,7 +19,7 @@
         </w:numPr>
       </w:pPr>
       <w:r>
-        <w:t xml:space="preserve">Submission generated at 08/27/2026 at 01:52:04</w:t>
+        <w:t xml:space="preserve">Submission generated at 09/01/2026 at 23:42:47</w:t>
       </w:r>
     </w:p>
     <w:p>
@@ -30,7 +30,7 @@
         </w:numPr>
       </w:pPr>
       <w:r>
-        <w:t xml:space="preserve">Machine info: Linux runnervm76f27 6.17.0-1022-azure #22-Ubuntu SMP Mon Jul 27 17:24:03 UTC 2026 x86_64 x86_64 x86_64 GNU/Linux</w:t>
+        <w:t xml:space="preserve">Machine info: Linux runnervmgx7h7 6.17.0-1022-azure #22-Ubuntu SMP Mon Jul 27 17:24:03 UTC 2026 x86_64 x86_64 x86_64 GNU/Linux</w:t>
       </w:r>
     </w:p>
     <w:bookmarkStart w:id="20" w:name="note-to-students"/>
@@ -93,13 +93,13 @@
     </w:p>
     <w:bookmarkEnd w:id="21"/>
     <w:bookmarkEnd w:id="22"/>
-    <w:bookmarkStart w:id="41" w:name="project-x"/>
+    <w:bookmarkStart w:id="42" w:name="project-0"/>
     <w:p>
       <w:pPr>
         <w:pStyle w:val="Heading1"/>
       </w:pPr>
       <w:r>
-        <w:t xml:space="preserve">Project X</w:t>
+        <w:t xml:space="preserve">Project 0</w:t>
       </w:r>
     </w:p>
     <w:p>
@@ -111,7 +111,7 @@
         </w:numPr>
       </w:pPr>
       <w:r>
-        <w:t xml:space="preserve">Name: John Doe</w:t>
+        <w:t xml:space="preserve">Name: Jake Dickinson</w:t>
       </w:r>
     </w:p>
     <w:p>
@@ -123,7 +123,7 @@
         </w:numPr>
       </w:pPr>
       <w:r>
-        <w:t xml:space="preserve">Email: johndoe@u.boisestate.edu</w:t>
+        <w:t xml:space="preserve">Email: jakedickinson@u.boisestate.edu</w:t>
       </w:r>
     </w:p>
     <w:p>
@@ -135,7 +135,7 @@
         </w:numPr>
       </w:pPr>
       <w:r>
-        <w:t xml:space="preserve">Class: CS123-001</w:t>
+        <w:t xml:space="preserve">Class: CS425-001</w:t>
       </w:r>
     </w:p>
     <w:bookmarkStart w:id="23" w:name="known-bugs-or-issues"/>
@@ -152,7 +152,7 @@
         <w:pStyle w:val="FirstParagraph"/>
       </w:pPr>
       <w:r>
-        <w:t xml:space="preserve">TODO: Are there any known issues?</w:t>
+        <w:t xml:space="preserve">There are no known bugs or issues within the project!</w:t>
       </w:r>
     </w:p>
     <w:bookmarkEnd w:id="23"/>
@@ -170,11 +170,23 @@
         <w:pStyle w:val="FirstParagraph"/>
       </w:pPr>
       <w:r>
-        <w:t xml:space="preserve">TODO: Describe your experience with the project (struggles, breakthroughs, etc.).</w:t>
+        <w:t xml:space="preserve">I thought that the project was a great little</w:t>
+      </w:r>
+      <w:r>
+        <w:t xml:space="preserve"> </w:t>
+      </w:r>
+      <w:r>
+        <w:t xml:space="preserve">“Getting back into the swing of things”</w:t>
+      </w:r>
+      <w:r>
+        <w:t xml:space="preserve"> </w:t>
+      </w:r>
+      <w:r>
+        <w:t xml:space="preserve">assignment that allowed us to get our proverbial development feet under us as we get back into the semester. It certainly helped me re orient myself when it comes to programing in C as well which is by no means one of my stronger languages. I am excited to see what we continue to do this semester and I am glad that we are getting even more expiriance with code testing, even though sometimes it can make you wanna smash your head into a wall with how many times you type out almost the same line with a slight change to get the test to cover everything. This activity also provided a valuable oppertunity to use the deebugger again since I have not touched it in quite a while.</w:t>
       </w:r>
     </w:p>
     <w:bookmarkEnd w:id="24"/>
-    <w:bookmarkStart w:id="28" w:name="analysis"/>
+    <w:bookmarkStart w:id="25" w:name="analysis"/>
     <w:p>
       <w:pPr>
         <w:pStyle w:val="Heading2"/>
@@ -188,44 +200,44 @@
         <w:pStyle w:val="FirstParagraph"/>
       </w:pPr>
       <w:r>
-        <w:t xml:space="preserve">TODO: Provide your analysis of the results. If the assignment does not require</w:t>
-      </w:r>
-      <w:r>
-        <w:t xml:space="preserve"> </w:t>
-      </w:r>
-      <w:r>
-        <w:t xml:space="preserve">analysis, you can remove this section.</w:t>
+        <w:t xml:space="preserve">Here is a screenshot of my code coverage being at 100% within the</w:t>
+      </w:r>
+      <w:r>
+        <w:t xml:space="preserve"> </w:t>
+      </w:r>
+      <w:r>
+        <w:t xml:space="preserve">‘make report’</w:t>
+      </w:r>
+      <w:r>
+        <w:t xml:space="preserve"> </w:t>
+      </w:r>
+      <w:r>
+        <w:t xml:space="preserve">output.</w:t>
       </w:r>
     </w:p>
+    <w:bookmarkEnd w:id="25"/>
+    <w:bookmarkStart w:id="29" w:name="alt-text"/>
     <w:p>
       <w:pPr>
-        <w:pStyle w:val="BodyText"/>
-      </w:pPr>
-      <w:r>
-        <w:t xml:space="preserve">Here is an example of how to include a plot in your README:</w:t>
-      </w:r>
-    </w:p>
-    <w:p>
-      <w:pPr>
-        <w:pStyle w:val="CaptionedFigure"/>
+        <w:pStyle w:val="Heading2"/>
       </w:pPr>
       <w:r>
         <w:drawing>
           <wp:inline>
-            <wp:extent cx="5334000" cy="4000500"/>
+            <wp:extent cx="5334000" cy="1519123"/>
             <wp:effectExtent b="0" l="0" r="0" t="0"/>
-            <wp:docPr descr="Example Image" title="" id="26" name="Picture"/>
+            <wp:docPr descr="alt text" title="" id="27" name="Picture"/>
             <a:graphic>
               <a:graphicData uri="http://schemas.openxmlformats.org/drawingml/2006/picture">
                 <pic:pic>
                   <pic:nvPicPr>
-                    <pic:cNvPr descr="scripts/example_plot.png" id="27" name="Picture"/>
+                    <pic:cNvPr descr="image.png" id="28" name="Picture"/>
                     <pic:cNvPicPr>
                       <a:picLocks noChangeArrowheads="1" noChangeAspect="1"/>
                     </pic:cNvPicPr>
                   </pic:nvPicPr>
                   <pic:blipFill>
-                    <a:blip r:embed="rId25"/>
+                    <a:blip r:embed="rId26"/>
                     <a:stretch>
                       <a:fillRect/>
                     </a:stretch>
@@ -233,7 +245,7 @@
                   <pic:spPr bwMode="auto">
                     <a:xfrm>
                       <a:off x="0" y="0"/>
-                      <a:ext cx="5334000" cy="4000500"/>
+                      <a:ext cx="5334000" cy="1519123"/>
                     </a:xfrm>
                     <a:prstGeom prst="rect">
                       <a:avLst/>
@@ -252,23 +264,8 @@
         </w:drawing>
       </w:r>
     </w:p>
-    <w:p>
-      <w:pPr>
-        <w:pStyle w:val="ImageCaption"/>
-      </w:pPr>
-      <w:r>
-        <w:t xml:space="preserve">Example Image</w:t>
-      </w:r>
-    </w:p>
-    <w:p>
-      <w:r>
-        <w:pict>
-          <v:rect style="width:0;height:1.5pt" o:hralign="center" o:hrstd="t" o:hr="t"/>
-        </w:pict>
-      </w:r>
-    </w:p>
-    <w:bookmarkEnd w:id="28"/>
-    <w:bookmarkStart w:id="29" w:name="build-output"/>
+    <w:bookmarkEnd w:id="29"/>
+    <w:bookmarkStart w:id="30" w:name="build-output"/>
     <w:p>
       <w:pPr>
         <w:pStyle w:val="Heading2"/>
@@ -344,7 +341,7 @@
         <w:rPr>
           <w:rStyle w:val="StringTok"/>
         </w:rPr>
-        <w:t xml:space="preserve">'/home/runner/work/makefile-project-starter/makefile-project-starter'</w:t>
+        <w:t xml:space="preserve">'/home/runner/work/CS425-P0-Jake-Dickinson/CS425-P0-Jake-Dickinson'</w:t>
       </w:r>
       <w:r>
         <w:br/>
@@ -764,7 +761,7 @@
         <w:rPr>
           <w:rStyle w:val="StringTok"/>
         </w:rPr>
-        <w:t xml:space="preserve">'/home/runner/work/makefile-project-starter/makefile-project-starter'</w:t>
+        <w:t xml:space="preserve">'/home/runner/work/CS425-P0-Jake-Dickinson/CS425-P0-Jake-Dickinson'</w:t>
       </w:r>
       <w:r>
         <w:br/>
@@ -809,7 +806,7 @@
         <w:rPr>
           <w:rStyle w:val="StringTok"/>
         </w:rPr>
-        <w:t xml:space="preserve">'/home/runner/work/makefile-project-starter/makefile-project-starter'</w:t>
+        <w:t xml:space="preserve">'/home/runner/work/CS425-P0-Jake-Dickinson/CS425-P0-Jake-Dickinson'</w:t>
       </w:r>
       <w:r>
         <w:br/>
@@ -1679,7 +1676,7 @@
         <w:rPr>
           <w:rStyle w:val="StringTok"/>
         </w:rPr>
-        <w:t xml:space="preserve">'/home/runner/work/makefile-project-starter/makefile-project-starter'</w:t>
+        <w:t xml:space="preserve">'/home/runner/work/CS425-P0-Jake-Dickinson/CS425-P0-Jake-Dickinson'</w:t>
       </w:r>
       <w:r>
         <w:br/>
@@ -1724,7 +1721,7 @@
         <w:rPr>
           <w:rStyle w:val="StringTok"/>
         </w:rPr>
-        <w:t xml:space="preserve">'/home/runner/work/makefile-project-starter/makefile-project-starter'</w:t>
+        <w:t xml:space="preserve">'/home/runner/work/CS425-P0-Jake-Dickinson/CS425-P0-Jake-Dickinson'</w:t>
       </w:r>
       <w:r>
         <w:br/>
@@ -2378,7 +2375,7 @@
         <w:rPr>
           <w:rStyle w:val="StringTok"/>
         </w:rPr>
-        <w:t xml:space="preserve">'/home/runner/work/makefile-project-starter/makefile-project-starter'</w:t>
+        <w:t xml:space="preserve">'/home/runner/work/CS425-P0-Jake-Dickinson/CS425-P0-Jake-Dickinson'</w:t>
       </w:r>
       <w:r>
         <w:br/>
@@ -2423,7 +2420,7 @@
         <w:rPr>
           <w:rStyle w:val="StringTok"/>
         </w:rPr>
-        <w:t xml:space="preserve">'/home/runner/work/makefile-project-starter/makefile-project-starter'</w:t>
+        <w:t xml:space="preserve">'/home/runner/work/CS425-P0-Jake-Dickinson/CS425-P0-Jake-Dickinson'</w:t>
       </w:r>
       <w:r>
         <w:br/>
@@ -3167,7 +3164,7 @@
         <w:rPr>
           <w:rStyle w:val="StringTok"/>
         </w:rPr>
-        <w:t xml:space="preserve">'/home/runner/work/makefile-project-starter/makefile-project-starter'</w:t>
+        <w:t xml:space="preserve">'/home/runner/work/CS425-P0-Jake-Dickinson/CS425-P0-Jake-Dickinson'</w:t>
       </w:r>
       <w:r>
         <w:br/>
@@ -3237,8 +3234,8 @@
         </w:pict>
       </w:r>
     </w:p>
-    <w:bookmarkEnd w:id="29"/>
-    <w:bookmarkStart w:id="30" w:name="coverage-report"/>
+    <w:bookmarkEnd w:id="30"/>
+    <w:bookmarkStart w:id="31" w:name="coverage-report"/>
     <w:p>
       <w:pPr>
         <w:pStyle w:val="Heading2"/>
@@ -3308,10 +3305,7 @@
         <w:rPr>
           <w:rStyle w:val="ExtensionTok"/>
         </w:rPr>
-        <w:t xml:space="preserve">tests/lab-test.c:32:test_get_greeting:PASS</w:t>
-      </w:r>
-      <w:r>
-        <w:br/>
+        <w:t xml:space="preserve">tests/lab-test.c:46:test_get_greeting:PASS</w:t>
       </w:r>
       <w:r>
         <w:br/>
@@ -3320,6 +3314,87 @@
         <w:rPr>
           <w:rStyle w:val="ExtensionTok"/>
         </w:rPr>
+        <w:t xml:space="preserve">Setting</w:t>
+      </w:r>
+      <w:r>
+        <w:rPr>
+          <w:rStyle w:val="NormalTok"/>
+        </w:rPr>
+        <w:t xml:space="preserve"> up tests...</w:t>
+      </w:r>
+      <w:r>
+        <w:br/>
+      </w:r>
+      <w:r>
+        <w:rPr>
+          <w:rStyle w:val="ExtensionTok"/>
+        </w:rPr>
+        <w:t xml:space="preserve">Tearing</w:t>
+      </w:r>
+      <w:r>
+        <w:rPr>
+          <w:rStyle w:val="NormalTok"/>
+        </w:rPr>
+        <w:t xml:space="preserve"> down tests...</w:t>
+      </w:r>
+      <w:r>
+        <w:br/>
+      </w:r>
+      <w:r>
+        <w:rPr>
+          <w:rStyle w:val="ExtensionTok"/>
+        </w:rPr>
+        <w:t xml:space="preserve">tests/lab-test.c:47:test_product_calculation:PASS</w:t>
+      </w:r>
+      <w:r>
+        <w:br/>
+      </w:r>
+      <w:r>
+        <w:rPr>
+          <w:rStyle w:val="ExtensionTok"/>
+        </w:rPr>
+        <w:t xml:space="preserve">Setting</w:t>
+      </w:r>
+      <w:r>
+        <w:rPr>
+          <w:rStyle w:val="NormalTok"/>
+        </w:rPr>
+        <w:t xml:space="preserve"> up tests...</w:t>
+      </w:r>
+      <w:r>
+        <w:br/>
+      </w:r>
+      <w:r>
+        <w:rPr>
+          <w:rStyle w:val="ExtensionTok"/>
+        </w:rPr>
+        <w:t xml:space="preserve">Tearing</w:t>
+      </w:r>
+      <w:r>
+        <w:rPr>
+          <w:rStyle w:val="NormalTok"/>
+        </w:rPr>
+        <w:t xml:space="preserve"> down tests...</w:t>
+      </w:r>
+      <w:r>
+        <w:br/>
+      </w:r>
+      <w:r>
+        <w:rPr>
+          <w:rStyle w:val="ExtensionTok"/>
+        </w:rPr>
+        <w:t xml:space="preserve">tests/lab-test.c:48:test_get_incorrect_sum:PASS</w:t>
+      </w:r>
+      <w:r>
+        <w:br/>
+      </w:r>
+      <w:r>
+        <w:br/>
+      </w:r>
+      <w:r>
+        <w:rPr>
+          <w:rStyle w:val="ExtensionTok"/>
+        </w:rPr>
         <w:t xml:space="preserve">-----------------------</w:t>
       </w:r>
       <w:r>
@@ -3329,7 +3404,7 @@
         <w:rPr>
           <w:rStyle w:val="ExtensionTok"/>
         </w:rPr>
-        <w:t xml:space="preserve">1</w:t>
+        <w:t xml:space="preserve">3</w:t>
       </w:r>
       <w:r>
         <w:rPr>
@@ -3392,10 +3467,7 @@
         <w:rPr>
           <w:rStyle w:val="ExtensionTok"/>
         </w:rPr>
-        <w:t xml:space="preserve">tests/lab-test.c:32:test_get_greeting:PASS</w:t>
-      </w:r>
-      <w:r>
-        <w:br/>
+        <w:t xml:space="preserve">tests/lab-test.c:46:test_get_greeting:PASS</w:t>
       </w:r>
       <w:r>
         <w:br/>
@@ -3404,6 +3476,87 @@
         <w:rPr>
           <w:rStyle w:val="ExtensionTok"/>
         </w:rPr>
+        <w:t xml:space="preserve">Setting</w:t>
+      </w:r>
+      <w:r>
+        <w:rPr>
+          <w:rStyle w:val="NormalTok"/>
+        </w:rPr>
+        <w:t xml:space="preserve"> up tests...</w:t>
+      </w:r>
+      <w:r>
+        <w:br/>
+      </w:r>
+      <w:r>
+        <w:rPr>
+          <w:rStyle w:val="ExtensionTok"/>
+        </w:rPr>
+        <w:t xml:space="preserve">Tearing</w:t>
+      </w:r>
+      <w:r>
+        <w:rPr>
+          <w:rStyle w:val="NormalTok"/>
+        </w:rPr>
+        <w:t xml:space="preserve"> down tests...</w:t>
+      </w:r>
+      <w:r>
+        <w:br/>
+      </w:r>
+      <w:r>
+        <w:rPr>
+          <w:rStyle w:val="ExtensionTok"/>
+        </w:rPr>
+        <w:t xml:space="preserve">tests/lab-test.c:47:test_product_calculation:PASS</w:t>
+      </w:r>
+      <w:r>
+        <w:br/>
+      </w:r>
+      <w:r>
+        <w:rPr>
+          <w:rStyle w:val="ExtensionTok"/>
+        </w:rPr>
+        <w:t xml:space="preserve">Setting</w:t>
+      </w:r>
+      <w:r>
+        <w:rPr>
+          <w:rStyle w:val="NormalTok"/>
+        </w:rPr>
+        <w:t xml:space="preserve"> up tests...</w:t>
+      </w:r>
+      <w:r>
+        <w:br/>
+      </w:r>
+      <w:r>
+        <w:rPr>
+          <w:rStyle w:val="ExtensionTok"/>
+        </w:rPr>
+        <w:t xml:space="preserve">Tearing</w:t>
+      </w:r>
+      <w:r>
+        <w:rPr>
+          <w:rStyle w:val="NormalTok"/>
+        </w:rPr>
+        <w:t xml:space="preserve"> down tests...</w:t>
+      </w:r>
+      <w:r>
+        <w:br/>
+      </w:r>
+      <w:r>
+        <w:rPr>
+          <w:rStyle w:val="ExtensionTok"/>
+        </w:rPr>
+        <w:t xml:space="preserve">tests/lab-test.c:48:test_get_incorrect_sum:PASS</w:t>
+      </w:r>
+      <w:r>
+        <w:br/>
+      </w:r>
+      <w:r>
+        <w:br/>
+      </w:r>
+      <w:r>
+        <w:rPr>
+          <w:rStyle w:val="ExtensionTok"/>
+        </w:rPr>
         <w:t xml:space="preserve">-----------------------</w:t>
       </w:r>
       <w:r>
@@ -3413,7 +3566,7 @@
         <w:rPr>
           <w:rStyle w:val="ExtensionTok"/>
         </w:rPr>
-        <w:t xml:space="preserve">1</w:t>
+        <w:t xml:space="preserve">3</w:t>
       </w:r>
       <w:r>
         <w:rPr>
@@ -3959,7 +4112,7 @@
         <w:rPr>
           <w:rStyle w:val="NormalTok"/>
         </w:rPr>
-        <w:t xml:space="preserve">                                      8        8   100%</w:t>
+        <w:t xml:space="preserve">                                     19       19   100%</w:t>
       </w:r>
       <w:r>
         <w:br/>
@@ -3983,7 +4136,7 @@
         <w:rPr>
           <w:rStyle w:val="NormalTok"/>
         </w:rPr>
-        <w:t xml:space="preserve">                                          8        8   100%</w:t>
+        <w:t xml:space="preserve">                                         19       19   100%</w:t>
       </w:r>
       <w:r>
         <w:br/>
@@ -4002,8 +4155,8 @@
         </w:pict>
       </w:r>
     </w:p>
-    <w:bookmarkEnd w:id="30"/>
-    <w:bookmarkStart w:id="31" w:name="address-sanitizer-report"/>
+    <w:bookmarkEnd w:id="31"/>
+    <w:bookmarkStart w:id="32" w:name="address-sanitizer-report"/>
     <w:p>
       <w:pPr>
         <w:pStyle w:val="Heading2"/>
@@ -4073,10 +4226,7 @@
         <w:rPr>
           <w:rStyle w:val="ExtensionTok"/>
         </w:rPr>
-        <w:t xml:space="preserve">tests/lab-test.c:32:test_get_greeting:PASS</w:t>
-      </w:r>
-      <w:r>
-        <w:br/>
+        <w:t xml:space="preserve">tests/lab-test.c:46:test_get_greeting:PASS</w:t>
       </w:r>
       <w:r>
         <w:br/>
@@ -4085,6 +4235,87 @@
         <w:rPr>
           <w:rStyle w:val="ExtensionTok"/>
         </w:rPr>
+        <w:t xml:space="preserve">Setting</w:t>
+      </w:r>
+      <w:r>
+        <w:rPr>
+          <w:rStyle w:val="NormalTok"/>
+        </w:rPr>
+        <w:t xml:space="preserve"> up tests...</w:t>
+      </w:r>
+      <w:r>
+        <w:br/>
+      </w:r>
+      <w:r>
+        <w:rPr>
+          <w:rStyle w:val="ExtensionTok"/>
+        </w:rPr>
+        <w:t xml:space="preserve">Tearing</w:t>
+      </w:r>
+      <w:r>
+        <w:rPr>
+          <w:rStyle w:val="NormalTok"/>
+        </w:rPr>
+        <w:t xml:space="preserve"> down tests...</w:t>
+      </w:r>
+      <w:r>
+        <w:br/>
+      </w:r>
+      <w:r>
+        <w:rPr>
+          <w:rStyle w:val="ExtensionTok"/>
+        </w:rPr>
+        <w:t xml:space="preserve">tests/lab-test.c:47:test_product_calculation:PASS</w:t>
+      </w:r>
+      <w:r>
+        <w:br/>
+      </w:r>
+      <w:r>
+        <w:rPr>
+          <w:rStyle w:val="ExtensionTok"/>
+        </w:rPr>
+        <w:t xml:space="preserve">Setting</w:t>
+      </w:r>
+      <w:r>
+        <w:rPr>
+          <w:rStyle w:val="NormalTok"/>
+        </w:rPr>
+        <w:t xml:space="preserve"> up tests...</w:t>
+      </w:r>
+      <w:r>
+        <w:br/>
+      </w:r>
+      <w:r>
+        <w:rPr>
+          <w:rStyle w:val="ExtensionTok"/>
+        </w:rPr>
+        <w:t xml:space="preserve">Tearing</w:t>
+      </w:r>
+      <w:r>
+        <w:rPr>
+          <w:rStyle w:val="NormalTok"/>
+        </w:rPr>
+        <w:t xml:space="preserve"> down tests...</w:t>
+      </w:r>
+      <w:r>
+        <w:br/>
+      </w:r>
+      <w:r>
+        <w:rPr>
+          <w:rStyle w:val="ExtensionTok"/>
+        </w:rPr>
+        <w:t xml:space="preserve">tests/lab-test.c:48:test_get_incorrect_sum:PASS</w:t>
+      </w:r>
+      <w:r>
+        <w:br/>
+      </w:r>
+      <w:r>
+        <w:br/>
+      </w:r>
+      <w:r>
+        <w:rPr>
+          <w:rStyle w:val="ExtensionTok"/>
+        </w:rPr>
         <w:t xml:space="preserve">-----------------------</w:t>
       </w:r>
       <w:r>
@@ -4094,7 +4325,7 @@
         <w:rPr>
           <w:rStyle w:val="ExtensionTok"/>
         </w:rPr>
-        <w:t xml:space="preserve">1</w:t>
+        <w:t xml:space="preserve">3</w:t>
       </w:r>
       <w:r>
         <w:rPr>
@@ -4119,8 +4350,8 @@
         </w:pict>
       </w:r>
     </w:p>
-    <w:bookmarkEnd w:id="31"/>
-    <w:bookmarkStart w:id="35" w:name="src-files"/>
+    <w:bookmarkEnd w:id="32"/>
+    <w:bookmarkStart w:id="36" w:name="src-files"/>
     <w:p>
       <w:pPr>
         <w:pStyle w:val="Heading2"/>
@@ -4129,7 +4360,7 @@
         <w:t xml:space="preserve">Src Files</w:t>
       </w:r>
     </w:p>
-    <w:bookmarkStart w:id="32" w:name="lab.c"/>
+    <w:bookmarkStart w:id="33" w:name="lab.c"/>
     <w:p>
       <w:pPr>
         <w:pStyle w:val="Heading3"/>
@@ -5132,9 +5363,783 @@
         </w:rPr>
         <w:t xml:space="preserve">}</w:t>
       </w:r>
+      <w:r>
+        <w:br/>
+      </w:r>
+      <w:r>
+        <w:br/>
+      </w:r>
+      <w:r>
+        <w:rPr>
+          <w:rStyle w:val="DataTypeTok"/>
+        </w:rPr>
+        <w:t xml:space="preserve">float</w:t>
+      </w:r>
+      <w:r>
+        <w:rPr>
+          <w:rStyle w:val="NormalTok"/>
+        </w:rPr>
+        <w:t xml:space="preserve"> product_calculation</w:t>
+      </w:r>
+      <w:r>
+        <w:rPr>
+          <w:rStyle w:val="OperatorTok"/>
+        </w:rPr>
+        <w:t xml:space="preserve">(</w:t>
+      </w:r>
+      <w:r>
+        <w:rPr>
+          <w:rStyle w:val="DataTypeTok"/>
+        </w:rPr>
+        <w:t xml:space="preserve">float</w:t>
+      </w:r>
+      <w:r>
+        <w:rPr>
+          <w:rStyle w:val="NormalTok"/>
+        </w:rPr>
+        <w:t xml:space="preserve"> numberOne</w:t>
+      </w:r>
+      <w:r>
+        <w:rPr>
+          <w:rStyle w:val="OperatorTok"/>
+        </w:rPr>
+        <w:t xml:space="preserve">,</w:t>
+      </w:r>
+      <w:r>
+        <w:rPr>
+          <w:rStyle w:val="NormalTok"/>
+        </w:rPr>
+        <w:t xml:space="preserve"> </w:t>
+      </w:r>
+      <w:r>
+        <w:rPr>
+          <w:rStyle w:val="DataTypeTok"/>
+        </w:rPr>
+        <w:t xml:space="preserve">float</w:t>
+      </w:r>
+      <w:r>
+        <w:rPr>
+          <w:rStyle w:val="NormalTok"/>
+        </w:rPr>
+        <w:t xml:space="preserve"> numberTwo</w:t>
+      </w:r>
+      <w:r>
+        <w:rPr>
+          <w:rStyle w:val="OperatorTok"/>
+        </w:rPr>
+        <w:t xml:space="preserve">){</w:t>
+      </w:r>
+      <w:r>
+        <w:br/>
+      </w:r>
+      <w:r>
+        <w:rPr>
+          <w:rStyle w:val="NormalTok"/>
+        </w:rPr>
+        <w:t xml:space="preserve">  </w:t>
+      </w:r>
+      <w:r>
+        <w:rPr>
+          <w:rStyle w:val="DataTypeTok"/>
+        </w:rPr>
+        <w:t xml:space="preserve">float</w:t>
+      </w:r>
+      <w:r>
+        <w:rPr>
+          <w:rStyle w:val="NormalTok"/>
+        </w:rPr>
+        <w:t xml:space="preserve"> retVal </w:t>
+      </w:r>
+      <w:r>
+        <w:rPr>
+          <w:rStyle w:val="OperatorTok"/>
+        </w:rPr>
+        <w:t xml:space="preserve">=</w:t>
+      </w:r>
+      <w:r>
+        <w:rPr>
+          <w:rStyle w:val="NormalTok"/>
+        </w:rPr>
+        <w:t xml:space="preserve"> numberOne </w:t>
+      </w:r>
+      <w:r>
+        <w:rPr>
+          <w:rStyle w:val="OperatorTok"/>
+        </w:rPr>
+        <w:t xml:space="preserve">*</w:t>
+      </w:r>
+      <w:r>
+        <w:rPr>
+          <w:rStyle w:val="NormalTok"/>
+        </w:rPr>
+        <w:t xml:space="preserve"> numberTwo</w:t>
+      </w:r>
+      <w:r>
+        <w:rPr>
+          <w:rStyle w:val="OperatorTok"/>
+        </w:rPr>
+        <w:t xml:space="preserve">;</w:t>
+      </w:r>
+      <w:r>
+        <w:br/>
+      </w:r>
+      <w:r>
+        <w:br/>
+      </w:r>
+      <w:r>
+        <w:rPr>
+          <w:rStyle w:val="NormalTok"/>
+        </w:rPr>
+        <w:t xml:space="preserve">  </w:t>
+      </w:r>
+      <w:r>
+        <w:rPr>
+          <w:rStyle w:val="ControlFlowTok"/>
+        </w:rPr>
+        <w:t xml:space="preserve">return</w:t>
+      </w:r>
+      <w:r>
+        <w:rPr>
+          <w:rStyle w:val="NormalTok"/>
+        </w:rPr>
+        <w:t xml:space="preserve"> retVal</w:t>
+      </w:r>
+      <w:r>
+        <w:rPr>
+          <w:rStyle w:val="OperatorTok"/>
+        </w:rPr>
+        <w:t xml:space="preserve">;</w:t>
+      </w:r>
+      <w:r>
+        <w:br/>
+      </w:r>
+      <w:r>
+        <w:rPr>
+          <w:rStyle w:val="OperatorTok"/>
+        </w:rPr>
+        <w:t xml:space="preserve">}</w:t>
+      </w:r>
+      <w:r>
+        <w:br/>
+      </w:r>
+      <w:r>
+        <w:br/>
+      </w:r>
+      <w:r>
+        <w:rPr>
+          <w:rStyle w:val="DataTypeTok"/>
+        </w:rPr>
+        <w:t xml:space="preserve">float</w:t>
+      </w:r>
+      <w:r>
+        <w:rPr>
+          <w:rStyle w:val="NormalTok"/>
+        </w:rPr>
+        <w:t xml:space="preserve"> get_incorrect_sum</w:t>
+      </w:r>
+      <w:r>
+        <w:rPr>
+          <w:rStyle w:val="OperatorTok"/>
+        </w:rPr>
+        <w:t xml:space="preserve">(</w:t>
+      </w:r>
+      <w:r>
+        <w:rPr>
+          <w:rStyle w:val="DataTypeTok"/>
+        </w:rPr>
+        <w:t xml:space="preserve">float</w:t>
+      </w:r>
+      <w:r>
+        <w:rPr>
+          <w:rStyle w:val="NormalTok"/>
+        </w:rPr>
+        <w:t xml:space="preserve"> numberOne</w:t>
+      </w:r>
+      <w:r>
+        <w:rPr>
+          <w:rStyle w:val="OperatorTok"/>
+        </w:rPr>
+        <w:t xml:space="preserve">,</w:t>
+      </w:r>
+      <w:r>
+        <w:rPr>
+          <w:rStyle w:val="NormalTok"/>
+        </w:rPr>
+        <w:t xml:space="preserve"> </w:t>
+      </w:r>
+      <w:r>
+        <w:rPr>
+          <w:rStyle w:val="DataTypeTok"/>
+        </w:rPr>
+        <w:t xml:space="preserve">float</w:t>
+      </w:r>
+      <w:r>
+        <w:rPr>
+          <w:rStyle w:val="NormalTok"/>
+        </w:rPr>
+        <w:t xml:space="preserve"> numberTwo</w:t>
+      </w:r>
+      <w:r>
+        <w:rPr>
+          <w:rStyle w:val="OperatorTok"/>
+        </w:rPr>
+        <w:t xml:space="preserve">){</w:t>
+      </w:r>
+      <w:r>
+        <w:br/>
+      </w:r>
+      <w:r>
+        <w:rPr>
+          <w:rStyle w:val="NormalTok"/>
+        </w:rPr>
+        <w:t xml:space="preserve">  </w:t>
+      </w:r>
+      <w:r>
+        <w:rPr>
+          <w:rStyle w:val="DataTypeTok"/>
+        </w:rPr>
+        <w:t xml:space="preserve">float</w:t>
+      </w:r>
+      <w:r>
+        <w:rPr>
+          <w:rStyle w:val="NormalTok"/>
+        </w:rPr>
+        <w:t xml:space="preserve"> retVal </w:t>
+      </w:r>
+      <w:r>
+        <w:rPr>
+          <w:rStyle w:val="OperatorTok"/>
+        </w:rPr>
+        <w:t xml:space="preserve">=</w:t>
+      </w:r>
+      <w:r>
+        <w:rPr>
+          <w:rStyle w:val="NormalTok"/>
+        </w:rPr>
+        <w:t xml:space="preserve"> </w:t>
+      </w:r>
+      <w:r>
+        <w:rPr>
+          <w:rStyle w:val="DecValTok"/>
+        </w:rPr>
+        <w:t xml:space="preserve">0</w:t>
+      </w:r>
+      <w:r>
+        <w:rPr>
+          <w:rStyle w:val="OperatorTok"/>
+        </w:rPr>
+        <w:t xml:space="preserve">;</w:t>
+      </w:r>
+      <w:r>
+        <w:br/>
+      </w:r>
+      <w:r>
+        <w:rPr>
+          <w:rStyle w:val="NormalTok"/>
+        </w:rPr>
+        <w:t xml:space="preserve">  </w:t>
+      </w:r>
+      <w:r>
+        <w:rPr>
+          <w:rStyle w:val="DataTypeTok"/>
+        </w:rPr>
+        <w:t xml:space="preserve">int</w:t>
+      </w:r>
+      <w:r>
+        <w:rPr>
+          <w:rStyle w:val="NormalTok"/>
+        </w:rPr>
+        <w:t xml:space="preserve"> ranNum </w:t>
+      </w:r>
+      <w:r>
+        <w:rPr>
+          <w:rStyle w:val="OperatorTok"/>
+        </w:rPr>
+        <w:t xml:space="preserve">=</w:t>
+      </w:r>
+      <w:r>
+        <w:rPr>
+          <w:rStyle w:val="NormalTok"/>
+        </w:rPr>
+        <w:t xml:space="preserve"> </w:t>
+      </w:r>
+      <w:r>
+        <w:rPr>
+          <w:rStyle w:val="OperatorTok"/>
+        </w:rPr>
+        <w:t xml:space="preserve">(</w:t>
+      </w:r>
+      <w:r>
+        <w:rPr>
+          <w:rStyle w:val="NormalTok"/>
+        </w:rPr>
+        <w:t xml:space="preserve">rand</w:t>
+      </w:r>
+      <w:r>
+        <w:rPr>
+          <w:rStyle w:val="OperatorTok"/>
+        </w:rPr>
+        <w:t xml:space="preserve">()</w:t>
+      </w:r>
+      <w:r>
+        <w:rPr>
+          <w:rStyle w:val="NormalTok"/>
+        </w:rPr>
+        <w:t xml:space="preserve"> </w:t>
+      </w:r>
+      <w:r>
+        <w:rPr>
+          <w:rStyle w:val="OperatorTok"/>
+        </w:rPr>
+        <w:t xml:space="preserve">%</w:t>
+      </w:r>
+      <w:r>
+        <w:rPr>
+          <w:rStyle w:val="NormalTok"/>
+        </w:rPr>
+        <w:t xml:space="preserve"> </w:t>
+      </w:r>
+      <w:r>
+        <w:rPr>
+          <w:rStyle w:val="DecValTok"/>
+        </w:rPr>
+        <w:t xml:space="preserve">100</w:t>
+      </w:r>
+      <w:r>
+        <w:rPr>
+          <w:rStyle w:val="OperatorTok"/>
+        </w:rPr>
+        <w:t xml:space="preserve">)</w:t>
+      </w:r>
+      <w:r>
+        <w:rPr>
+          <w:rStyle w:val="NormalTok"/>
+        </w:rPr>
+        <w:t xml:space="preserve"> </w:t>
+      </w:r>
+      <w:r>
+        <w:rPr>
+          <w:rStyle w:val="OperatorTok"/>
+        </w:rPr>
+        <w:t xml:space="preserve">+</w:t>
+      </w:r>
+      <w:r>
+        <w:rPr>
+          <w:rStyle w:val="NormalTok"/>
+        </w:rPr>
+        <w:t xml:space="preserve"> </w:t>
+      </w:r>
+      <w:r>
+        <w:rPr>
+          <w:rStyle w:val="DecValTok"/>
+        </w:rPr>
+        <w:t xml:space="preserve">1</w:t>
+      </w:r>
+      <w:r>
+        <w:rPr>
+          <w:rStyle w:val="OperatorTok"/>
+        </w:rPr>
+        <w:t xml:space="preserve">;</w:t>
+      </w:r>
+      <w:r>
+        <w:br/>
+      </w:r>
+      <w:r>
+        <w:rPr>
+          <w:rStyle w:val="NormalTok"/>
+        </w:rPr>
+        <w:t xml:space="preserve">  </w:t>
+      </w:r>
+      <w:r>
+        <w:rPr>
+          <w:rStyle w:val="DataTypeTok"/>
+        </w:rPr>
+        <w:t xml:space="preserve">int</w:t>
+      </w:r>
+      <w:r>
+        <w:rPr>
+          <w:rStyle w:val="NormalTok"/>
+        </w:rPr>
+        <w:t xml:space="preserve"> randFlag </w:t>
+      </w:r>
+      <w:r>
+        <w:rPr>
+          <w:rStyle w:val="OperatorTok"/>
+        </w:rPr>
+        <w:t xml:space="preserve">=</w:t>
+      </w:r>
+      <w:r>
+        <w:rPr>
+          <w:rStyle w:val="NormalTok"/>
+        </w:rPr>
+        <w:t xml:space="preserve"> </w:t>
+      </w:r>
+      <w:r>
+        <w:rPr>
+          <w:rStyle w:val="OperatorTok"/>
+        </w:rPr>
+        <w:t xml:space="preserve">(</w:t>
+      </w:r>
+      <w:r>
+        <w:rPr>
+          <w:rStyle w:val="NormalTok"/>
+        </w:rPr>
+        <w:t xml:space="preserve">rand</w:t>
+      </w:r>
+      <w:r>
+        <w:rPr>
+          <w:rStyle w:val="OperatorTok"/>
+        </w:rPr>
+        <w:t xml:space="preserve">()</w:t>
+      </w:r>
+      <w:r>
+        <w:rPr>
+          <w:rStyle w:val="NormalTok"/>
+        </w:rPr>
+        <w:t xml:space="preserve"> </w:t>
+      </w:r>
+      <w:r>
+        <w:rPr>
+          <w:rStyle w:val="OperatorTok"/>
+        </w:rPr>
+        <w:t xml:space="preserve">%</w:t>
+      </w:r>
+      <w:r>
+        <w:rPr>
+          <w:rStyle w:val="NormalTok"/>
+        </w:rPr>
+        <w:t xml:space="preserve"> </w:t>
+      </w:r>
+      <w:r>
+        <w:rPr>
+          <w:rStyle w:val="DecValTok"/>
+        </w:rPr>
+        <w:t xml:space="preserve">2</w:t>
+      </w:r>
+      <w:r>
+        <w:rPr>
+          <w:rStyle w:val="OperatorTok"/>
+        </w:rPr>
+        <w:t xml:space="preserve">);</w:t>
+      </w:r>
+      <w:r>
+        <w:br/>
+      </w:r>
+      <w:r>
+        <w:br/>
+      </w:r>
+      <w:r>
+        <w:rPr>
+          <w:rStyle w:val="NormalTok"/>
+        </w:rPr>
+        <w:t xml:space="preserve">  </w:t>
+      </w:r>
+      <w:r>
+        <w:rPr>
+          <w:rStyle w:val="ControlFlowTok"/>
+        </w:rPr>
+        <w:t xml:space="preserve">if</w:t>
+      </w:r>
+      <w:r>
+        <w:rPr>
+          <w:rStyle w:val="NormalTok"/>
+        </w:rPr>
+        <w:t xml:space="preserve"> </w:t>
+      </w:r>
+      <w:r>
+        <w:rPr>
+          <w:rStyle w:val="OperatorTok"/>
+        </w:rPr>
+        <w:t xml:space="preserve">(</w:t>
+      </w:r>
+      <w:r>
+        <w:rPr>
+          <w:rStyle w:val="NormalTok"/>
+        </w:rPr>
+        <w:t xml:space="preserve">randFlag </w:t>
+      </w:r>
+      <w:r>
+        <w:rPr>
+          <w:rStyle w:val="OperatorTok"/>
+        </w:rPr>
+        <w:t xml:space="preserve">==</w:t>
+      </w:r>
+      <w:r>
+        <w:rPr>
+          <w:rStyle w:val="NormalTok"/>
+        </w:rPr>
+        <w:t xml:space="preserve"> </w:t>
+      </w:r>
+      <w:r>
+        <w:rPr>
+          <w:rStyle w:val="DecValTok"/>
+        </w:rPr>
+        <w:t xml:space="preserve">0</w:t>
+      </w:r>
+      <w:r>
+        <w:rPr>
+          <w:rStyle w:val="OperatorTok"/>
+        </w:rPr>
+        <w:t xml:space="preserve">)</w:t>
+      </w:r>
+      <w:r>
+        <w:rPr>
+          <w:rStyle w:val="NormalTok"/>
+        </w:rPr>
+        <w:t xml:space="preserve"> </w:t>
+      </w:r>
+      <w:r>
+        <w:rPr>
+          <w:rStyle w:val="OperatorTok"/>
+        </w:rPr>
+        <w:t xml:space="preserve">{</w:t>
+      </w:r>
+      <w:r>
+        <w:br/>
+      </w:r>
+      <w:r>
+        <w:rPr>
+          <w:rStyle w:val="NormalTok"/>
+        </w:rPr>
+        <w:t xml:space="preserve">    retVal </w:t>
+      </w:r>
+      <w:r>
+        <w:rPr>
+          <w:rStyle w:val="OperatorTok"/>
+        </w:rPr>
+        <w:t xml:space="preserve">=</w:t>
+      </w:r>
+      <w:r>
+        <w:rPr>
+          <w:rStyle w:val="NormalTok"/>
+        </w:rPr>
+        <w:t xml:space="preserve"> numberOne </w:t>
+      </w:r>
+      <w:r>
+        <w:rPr>
+          <w:rStyle w:val="OperatorTok"/>
+        </w:rPr>
+        <w:t xml:space="preserve">+</w:t>
+      </w:r>
+      <w:r>
+        <w:rPr>
+          <w:rStyle w:val="NormalTok"/>
+        </w:rPr>
+        <w:t xml:space="preserve"> numberTwo </w:t>
+      </w:r>
+      <w:r>
+        <w:rPr>
+          <w:rStyle w:val="OperatorTok"/>
+        </w:rPr>
+        <w:t xml:space="preserve">+</w:t>
+      </w:r>
+      <w:r>
+        <w:rPr>
+          <w:rStyle w:val="NormalTok"/>
+        </w:rPr>
+        <w:t xml:space="preserve"> </w:t>
+      </w:r>
+      <w:r>
+        <w:rPr>
+          <w:rStyle w:val="OperatorTok"/>
+        </w:rPr>
+        <w:t xml:space="preserve">(</w:t>
+      </w:r>
+      <w:r>
+        <w:rPr>
+          <w:rStyle w:val="DataTypeTok"/>
+        </w:rPr>
+        <w:t xml:space="preserve">float</w:t>
+      </w:r>
+      <w:r>
+        <w:rPr>
+          <w:rStyle w:val="OperatorTok"/>
+        </w:rPr>
+        <w:t xml:space="preserve">)</w:t>
+      </w:r>
+      <w:r>
+        <w:rPr>
+          <w:rStyle w:val="NormalTok"/>
+        </w:rPr>
+        <w:t xml:space="preserve">ranNum</w:t>
+      </w:r>
+      <w:r>
+        <w:rPr>
+          <w:rStyle w:val="OperatorTok"/>
+        </w:rPr>
+        <w:t xml:space="preserve">;</w:t>
+      </w:r>
+      <w:r>
+        <w:br/>
+      </w:r>
+      <w:r>
+        <w:rPr>
+          <w:rStyle w:val="NormalTok"/>
+        </w:rPr>
+        <w:t xml:space="preserve">  </w:t>
+      </w:r>
+      <w:r>
+        <w:rPr>
+          <w:rStyle w:val="OperatorTok"/>
+        </w:rPr>
+        <w:t xml:space="preserve">}</w:t>
+      </w:r>
+      <w:r>
+        <w:rPr>
+          <w:rStyle w:val="NormalTok"/>
+        </w:rPr>
+        <w:t xml:space="preserve"> </w:t>
+      </w:r>
+      <w:r>
+        <w:rPr>
+          <w:rStyle w:val="ControlFlowTok"/>
+        </w:rPr>
+        <w:t xml:space="preserve">else</w:t>
+      </w:r>
+      <w:r>
+        <w:rPr>
+          <w:rStyle w:val="NormalTok"/>
+        </w:rPr>
+        <w:t xml:space="preserve"> </w:t>
+      </w:r>
+      <w:r>
+        <w:rPr>
+          <w:rStyle w:val="OperatorTok"/>
+        </w:rPr>
+        <w:t xml:space="preserve">{</w:t>
+      </w:r>
+      <w:r>
+        <w:br/>
+      </w:r>
+      <w:r>
+        <w:rPr>
+          <w:rStyle w:val="NormalTok"/>
+        </w:rPr>
+        <w:t xml:space="preserve">    retVal </w:t>
+      </w:r>
+      <w:r>
+        <w:rPr>
+          <w:rStyle w:val="OperatorTok"/>
+        </w:rPr>
+        <w:t xml:space="preserve">=</w:t>
+      </w:r>
+      <w:r>
+        <w:rPr>
+          <w:rStyle w:val="NormalTok"/>
+        </w:rPr>
+        <w:t xml:space="preserve"> numberOne </w:t>
+      </w:r>
+      <w:r>
+        <w:rPr>
+          <w:rStyle w:val="OperatorTok"/>
+        </w:rPr>
+        <w:t xml:space="preserve">+</w:t>
+      </w:r>
+      <w:r>
+        <w:rPr>
+          <w:rStyle w:val="NormalTok"/>
+        </w:rPr>
+        <w:t xml:space="preserve"> numberTwo </w:t>
+      </w:r>
+      <w:r>
+        <w:rPr>
+          <w:rStyle w:val="OperatorTok"/>
+        </w:rPr>
+        <w:t xml:space="preserve">-</w:t>
+      </w:r>
+      <w:r>
+        <w:rPr>
+          <w:rStyle w:val="NormalTok"/>
+        </w:rPr>
+        <w:t xml:space="preserve"> </w:t>
+      </w:r>
+      <w:r>
+        <w:rPr>
+          <w:rStyle w:val="OperatorTok"/>
+        </w:rPr>
+        <w:t xml:space="preserve">(</w:t>
+      </w:r>
+      <w:r>
+        <w:rPr>
+          <w:rStyle w:val="DataTypeTok"/>
+        </w:rPr>
+        <w:t xml:space="preserve">float</w:t>
+      </w:r>
+      <w:r>
+        <w:rPr>
+          <w:rStyle w:val="OperatorTok"/>
+        </w:rPr>
+        <w:t xml:space="preserve">)</w:t>
+      </w:r>
+      <w:r>
+        <w:rPr>
+          <w:rStyle w:val="NormalTok"/>
+        </w:rPr>
+        <w:t xml:space="preserve">ranNum</w:t>
+      </w:r>
+      <w:r>
+        <w:rPr>
+          <w:rStyle w:val="OperatorTok"/>
+        </w:rPr>
+        <w:t xml:space="preserve">;</w:t>
+      </w:r>
+      <w:r>
+        <w:br/>
+      </w:r>
+      <w:r>
+        <w:rPr>
+          <w:rStyle w:val="NormalTok"/>
+        </w:rPr>
+        <w:t xml:space="preserve">  </w:t>
+      </w:r>
+      <w:r>
+        <w:rPr>
+          <w:rStyle w:val="OperatorTok"/>
+        </w:rPr>
+        <w:t xml:space="preserve">}</w:t>
+      </w:r>
+      <w:r>
+        <w:br/>
+      </w:r>
+      <w:r>
+        <w:br/>
+      </w:r>
+      <w:r>
+        <w:rPr>
+          <w:rStyle w:val="NormalTok"/>
+        </w:rPr>
+        <w:t xml:space="preserve">  </w:t>
+      </w:r>
+      <w:r>
+        <w:rPr>
+          <w:rStyle w:val="ControlFlowTok"/>
+        </w:rPr>
+        <w:t xml:space="preserve">return</w:t>
+      </w:r>
+      <w:r>
+        <w:rPr>
+          <w:rStyle w:val="NormalTok"/>
+        </w:rPr>
+        <w:t xml:space="preserve"> retVal</w:t>
+      </w:r>
+      <w:r>
+        <w:rPr>
+          <w:rStyle w:val="OperatorTok"/>
+        </w:rPr>
+        <w:t xml:space="preserve">;</w:t>
+      </w:r>
+      <w:r>
+        <w:br/>
+      </w:r>
+      <w:r>
+        <w:rPr>
+          <w:rStyle w:val="OperatorTok"/>
+        </w:rPr>
+        <w:t xml:space="preserve">}</w:t>
+      </w:r>
     </w:p>
-    <w:bookmarkEnd w:id="32"/>
-    <w:bookmarkStart w:id="33" w:name="lab.h"/>
+    <w:bookmarkEnd w:id="33"/>
+    <w:bookmarkStart w:id="34" w:name="lab.h"/>
     <w:p>
       <w:pPr>
         <w:pStyle w:val="Heading3"/>
@@ -5361,6 +6366,135 @@
         <w:br/>
       </w:r>
       <w:r>
+        <w:rPr>
+          <w:rStyle w:val="DataTypeTok"/>
+        </w:rPr>
+        <w:t xml:space="preserve">float</w:t>
+      </w:r>
+      <w:r>
+        <w:rPr>
+          <w:rStyle w:val="NormalTok"/>
+        </w:rPr>
+        <w:t xml:space="preserve"> product_calculation</w:t>
+      </w:r>
+      <w:r>
+        <w:rPr>
+          <w:rStyle w:val="OperatorTok"/>
+        </w:rPr>
+        <w:t xml:space="preserve">(</w:t>
+      </w:r>
+      <w:r>
+        <w:rPr>
+          <w:rStyle w:val="DataTypeTok"/>
+        </w:rPr>
+        <w:t xml:space="preserve">float</w:t>
+      </w:r>
+      <w:r>
+        <w:rPr>
+          <w:rStyle w:val="NormalTok"/>
+        </w:rPr>
+        <w:t xml:space="preserve"> numberOne</w:t>
+      </w:r>
+      <w:r>
+        <w:rPr>
+          <w:rStyle w:val="OperatorTok"/>
+        </w:rPr>
+        <w:t xml:space="preserve">,</w:t>
+      </w:r>
+      <w:r>
+        <w:rPr>
+          <w:rStyle w:val="NormalTok"/>
+        </w:rPr>
+        <w:t xml:space="preserve"> </w:t>
+      </w:r>
+      <w:r>
+        <w:rPr>
+          <w:rStyle w:val="DataTypeTok"/>
+        </w:rPr>
+        <w:t xml:space="preserve">float</w:t>
+      </w:r>
+      <w:r>
+        <w:rPr>
+          <w:rStyle w:val="NormalTok"/>
+        </w:rPr>
+        <w:t xml:space="preserve"> numberTwo</w:t>
+      </w:r>
+      <w:r>
+        <w:rPr>
+          <w:rStyle w:val="OperatorTok"/>
+        </w:rPr>
+        <w:t xml:space="preserve">);</w:t>
+      </w:r>
+      <w:r>
+        <w:br/>
+      </w:r>
+      <w:r>
+        <w:br/>
+      </w:r>
+      <w:r>
+        <w:rPr>
+          <w:rStyle w:val="DataTypeTok"/>
+        </w:rPr>
+        <w:t xml:space="preserve">float</w:t>
+      </w:r>
+      <w:r>
+        <w:rPr>
+          <w:rStyle w:val="NormalTok"/>
+        </w:rPr>
+        <w:t xml:space="preserve"> get_incorrect_sum</w:t>
+      </w:r>
+      <w:r>
+        <w:rPr>
+          <w:rStyle w:val="OperatorTok"/>
+        </w:rPr>
+        <w:t xml:space="preserve">(</w:t>
+      </w:r>
+      <w:r>
+        <w:rPr>
+          <w:rStyle w:val="DataTypeTok"/>
+        </w:rPr>
+        <w:t xml:space="preserve">float</w:t>
+      </w:r>
+      <w:r>
+        <w:rPr>
+          <w:rStyle w:val="NormalTok"/>
+        </w:rPr>
+        <w:t xml:space="preserve"> numberOne</w:t>
+      </w:r>
+      <w:r>
+        <w:rPr>
+          <w:rStyle w:val="OperatorTok"/>
+        </w:rPr>
+        <w:t xml:space="preserve">,</w:t>
+      </w:r>
+      <w:r>
+        <w:rPr>
+          <w:rStyle w:val="NormalTok"/>
+        </w:rPr>
+        <w:t xml:space="preserve"> </w:t>
+      </w:r>
+      <w:r>
+        <w:rPr>
+          <w:rStyle w:val="DataTypeTok"/>
+        </w:rPr>
+        <w:t xml:space="preserve">float</w:t>
+      </w:r>
+      <w:r>
+        <w:rPr>
+          <w:rStyle w:val="NormalTok"/>
+        </w:rPr>
+        <w:t xml:space="preserve"> numberTwo</w:t>
+      </w:r>
+      <w:r>
+        <w:rPr>
+          <w:rStyle w:val="OperatorTok"/>
+        </w:rPr>
+        <w:t xml:space="preserve">);</w:t>
+      </w:r>
+      <w:r>
+        <w:br/>
+      </w:r>
+      <w:r>
         <w:br/>
       </w:r>
       <w:r>
@@ -5376,8 +6510,8 @@
         <w:t xml:space="preserve">// LAB_H</w:t>
       </w:r>
     </w:p>
-    <w:bookmarkEnd w:id="33"/>
-    <w:bookmarkStart w:id="34" w:name="main.c"/>
+    <w:bookmarkEnd w:id="34"/>
+    <w:bookmarkStart w:id="35" w:name="main.c"/>
     <w:p>
       <w:pPr>
         <w:pStyle w:val="Heading3"/>
@@ -5856,9 +6990,9 @@
         <w:t xml:space="preserve">}</w:t>
       </w:r>
     </w:p>
-    <w:bookmarkEnd w:id="34"/>
     <w:bookmarkEnd w:id="35"/>
-    <w:bookmarkStart w:id="37" w:name="tests-files"/>
+    <w:bookmarkEnd w:id="36"/>
+    <w:bookmarkStart w:id="38" w:name="tests-files"/>
     <w:p>
       <w:pPr>
         <w:pStyle w:val="Heading2"/>
@@ -5867,7 +7001,7 @@
         <w:t xml:space="preserve">Tests Files</w:t>
       </w:r>
     </w:p>
-    <w:bookmarkStart w:id="36" w:name="lab-test.c"/>
+    <w:bookmarkStart w:id="37" w:name="lab-test.c"/>
     <w:p>
       <w:pPr>
         <w:pStyle w:val="Heading3"/>
@@ -6574,6 +7708,600 @@
         <w:rPr>
           <w:rStyle w:val="DataTypeTok"/>
         </w:rPr>
+        <w:t xml:space="preserve">void</w:t>
+      </w:r>
+      <w:r>
+        <w:rPr>
+          <w:rStyle w:val="NormalTok"/>
+        </w:rPr>
+        <w:t xml:space="preserve"> test_product_calculation</w:t>
+      </w:r>
+      <w:r>
+        <w:rPr>
+          <w:rStyle w:val="OperatorTok"/>
+        </w:rPr>
+        <w:t xml:space="preserve">(</w:t>
+      </w:r>
+      <w:r>
+        <w:rPr>
+          <w:rStyle w:val="DataTypeTok"/>
+        </w:rPr>
+        <w:t xml:space="preserve">void</w:t>
+      </w:r>
+      <w:r>
+        <w:rPr>
+          <w:rStyle w:val="OperatorTok"/>
+        </w:rPr>
+        <w:t xml:space="preserve">)</w:t>
+      </w:r>
+      <w:r>
+        <w:rPr>
+          <w:rStyle w:val="NormalTok"/>
+        </w:rPr>
+        <w:t xml:space="preserve"> </w:t>
+      </w:r>
+      <w:r>
+        <w:rPr>
+          <w:rStyle w:val="OperatorTok"/>
+        </w:rPr>
+        <w:t xml:space="preserve">{</w:t>
+      </w:r>
+      <w:r>
+        <w:br/>
+      </w:r>
+      <w:r>
+        <w:rPr>
+          <w:rStyle w:val="NormalTok"/>
+        </w:rPr>
+        <w:t xml:space="preserve">  TEST_ASSERT_EQUAL_FLOAT</w:t>
+      </w:r>
+      <w:r>
+        <w:rPr>
+          <w:rStyle w:val="OperatorTok"/>
+        </w:rPr>
+        <w:t xml:space="preserve">(</w:t>
+      </w:r>
+      <w:r>
+        <w:rPr>
+          <w:rStyle w:val="FloatTok"/>
+        </w:rPr>
+        <w:t xml:space="preserve">105.0</w:t>
+      </w:r>
+      <w:r>
+        <w:rPr>
+          <w:rStyle w:val="OperatorTok"/>
+        </w:rPr>
+        <w:t xml:space="preserve">,</w:t>
+      </w:r>
+      <w:r>
+        <w:rPr>
+          <w:rStyle w:val="NormalTok"/>
+        </w:rPr>
+        <w:t xml:space="preserve"> product_calculation</w:t>
+      </w:r>
+      <w:r>
+        <w:rPr>
+          <w:rStyle w:val="OperatorTok"/>
+        </w:rPr>
+        <w:t xml:space="preserve">(</w:t>
+      </w:r>
+      <w:r>
+        <w:rPr>
+          <w:rStyle w:val="FloatTok"/>
+        </w:rPr>
+        <w:t xml:space="preserve">10.5</w:t>
+      </w:r>
+      <w:r>
+        <w:rPr>
+          <w:rStyle w:val="OperatorTok"/>
+        </w:rPr>
+        <w:t xml:space="preserve">,</w:t>
+      </w:r>
+      <w:r>
+        <w:rPr>
+          <w:rStyle w:val="NormalTok"/>
+        </w:rPr>
+        <w:t xml:space="preserve"> </w:t>
+      </w:r>
+      <w:r>
+        <w:rPr>
+          <w:rStyle w:val="DecValTok"/>
+        </w:rPr>
+        <w:t xml:space="preserve">10</w:t>
+      </w:r>
+      <w:r>
+        <w:rPr>
+          <w:rStyle w:val="OperatorTok"/>
+        </w:rPr>
+        <w:t xml:space="preserve">));</w:t>
+      </w:r>
+      <w:r>
+        <w:br/>
+      </w:r>
+      <w:r>
+        <w:rPr>
+          <w:rStyle w:val="NormalTok"/>
+        </w:rPr>
+        <w:t xml:space="preserve">  TEST_ASSERT_EQUAL_FLOAT</w:t>
+      </w:r>
+      <w:r>
+        <w:rPr>
+          <w:rStyle w:val="OperatorTok"/>
+        </w:rPr>
+        <w:t xml:space="preserve">(</w:t>
+      </w:r>
+      <w:r>
+        <w:rPr>
+          <w:rStyle w:val="FloatTok"/>
+        </w:rPr>
+        <w:t xml:space="preserve">1.0</w:t>
+      </w:r>
+      <w:r>
+        <w:rPr>
+          <w:rStyle w:val="OperatorTok"/>
+        </w:rPr>
+        <w:t xml:space="preserve">,</w:t>
+      </w:r>
+      <w:r>
+        <w:rPr>
+          <w:rStyle w:val="NormalTok"/>
+        </w:rPr>
+        <w:t xml:space="preserve">product_calculation</w:t>
+      </w:r>
+      <w:r>
+        <w:rPr>
+          <w:rStyle w:val="OperatorTok"/>
+        </w:rPr>
+        <w:t xml:space="preserve">(</w:t>
+      </w:r>
+      <w:r>
+        <w:rPr>
+          <w:rStyle w:val="FloatTok"/>
+        </w:rPr>
+        <w:t xml:space="preserve">1.0</w:t>
+      </w:r>
+      <w:r>
+        <w:rPr>
+          <w:rStyle w:val="OperatorTok"/>
+        </w:rPr>
+        <w:t xml:space="preserve">,</w:t>
+      </w:r>
+      <w:r>
+        <w:rPr>
+          <w:rStyle w:val="NormalTok"/>
+        </w:rPr>
+        <w:t xml:space="preserve"> </w:t>
+      </w:r>
+      <w:r>
+        <w:rPr>
+          <w:rStyle w:val="FloatTok"/>
+        </w:rPr>
+        <w:t xml:space="preserve">1.0</w:t>
+      </w:r>
+      <w:r>
+        <w:rPr>
+          <w:rStyle w:val="OperatorTok"/>
+        </w:rPr>
+        <w:t xml:space="preserve">));</w:t>
+      </w:r>
+      <w:r>
+        <w:br/>
+      </w:r>
+      <w:r>
+        <w:rPr>
+          <w:rStyle w:val="NormalTok"/>
+        </w:rPr>
+        <w:t xml:space="preserve">  TEST_ASSERT_EQUAL_FLOAT</w:t>
+      </w:r>
+      <w:r>
+        <w:rPr>
+          <w:rStyle w:val="OperatorTok"/>
+        </w:rPr>
+        <w:t xml:space="preserve">(</w:t>
+      </w:r>
+      <w:r>
+        <w:rPr>
+          <w:rStyle w:val="FloatTok"/>
+        </w:rPr>
+        <w:t xml:space="preserve">25.0</w:t>
+      </w:r>
+      <w:r>
+        <w:rPr>
+          <w:rStyle w:val="OperatorTok"/>
+        </w:rPr>
+        <w:t xml:space="preserve">,</w:t>
+      </w:r>
+      <w:r>
+        <w:rPr>
+          <w:rStyle w:val="NormalTok"/>
+        </w:rPr>
+        <w:t xml:space="preserve">product_calculation</w:t>
+      </w:r>
+      <w:r>
+        <w:rPr>
+          <w:rStyle w:val="OperatorTok"/>
+        </w:rPr>
+        <w:t xml:space="preserve">(</w:t>
+      </w:r>
+      <w:r>
+        <w:rPr>
+          <w:rStyle w:val="DecValTok"/>
+        </w:rPr>
+        <w:t xml:space="preserve">5</w:t>
+      </w:r>
+      <w:r>
+        <w:rPr>
+          <w:rStyle w:val="OperatorTok"/>
+        </w:rPr>
+        <w:t xml:space="preserve">,</w:t>
+      </w:r>
+      <w:r>
+        <w:rPr>
+          <w:rStyle w:val="NormalTok"/>
+        </w:rPr>
+        <w:t xml:space="preserve"> </w:t>
+      </w:r>
+      <w:r>
+        <w:rPr>
+          <w:rStyle w:val="DecValTok"/>
+        </w:rPr>
+        <w:t xml:space="preserve">5</w:t>
+      </w:r>
+      <w:r>
+        <w:rPr>
+          <w:rStyle w:val="OperatorTok"/>
+        </w:rPr>
+        <w:t xml:space="preserve">));</w:t>
+      </w:r>
+      <w:r>
+        <w:rPr>
+          <w:rStyle w:val="NormalTok"/>
+        </w:rPr>
+        <w:t xml:space="preserve">  </w:t>
+      </w:r>
+      <w:r>
+        <w:br/>
+      </w:r>
+      <w:r>
+        <w:br/>
+      </w:r>
+      <w:r>
+        <w:rPr>
+          <w:rStyle w:val="NormalTok"/>
+        </w:rPr>
+        <w:t xml:space="preserve">  TEST_ASSERT_NOT_EQUAL_FLOAT</w:t>
+      </w:r>
+      <w:r>
+        <w:rPr>
+          <w:rStyle w:val="OperatorTok"/>
+        </w:rPr>
+        <w:t xml:space="preserve">(</w:t>
+      </w:r>
+      <w:r>
+        <w:rPr>
+          <w:rStyle w:val="DecValTok"/>
+        </w:rPr>
+        <w:t xml:space="preserve">10</w:t>
+      </w:r>
+      <w:r>
+        <w:rPr>
+          <w:rStyle w:val="OperatorTok"/>
+        </w:rPr>
+        <w:t xml:space="preserve">,</w:t>
+      </w:r>
+      <w:r>
+        <w:rPr>
+          <w:rStyle w:val="NormalTok"/>
+        </w:rPr>
+        <w:t xml:space="preserve"> product_calculation</w:t>
+      </w:r>
+      <w:r>
+        <w:rPr>
+          <w:rStyle w:val="OperatorTok"/>
+        </w:rPr>
+        <w:t xml:space="preserve">(</w:t>
+      </w:r>
+      <w:r>
+        <w:rPr>
+          <w:rStyle w:val="DecValTok"/>
+        </w:rPr>
+        <w:t xml:space="preserve">10</w:t>
+      </w:r>
+      <w:r>
+        <w:rPr>
+          <w:rStyle w:val="OperatorTok"/>
+        </w:rPr>
+        <w:t xml:space="preserve">,</w:t>
+      </w:r>
+      <w:r>
+        <w:rPr>
+          <w:rStyle w:val="DecValTok"/>
+        </w:rPr>
+        <w:t xml:space="preserve">10</w:t>
+      </w:r>
+      <w:r>
+        <w:rPr>
+          <w:rStyle w:val="OperatorTok"/>
+        </w:rPr>
+        <w:t xml:space="preserve">));</w:t>
+      </w:r>
+      <w:r>
+        <w:br/>
+      </w:r>
+      <w:r>
+        <w:rPr>
+          <w:rStyle w:val="OperatorTok"/>
+        </w:rPr>
+        <w:t xml:space="preserve">}</w:t>
+      </w:r>
+      <w:r>
+        <w:br/>
+      </w:r>
+      <w:r>
+        <w:br/>
+      </w:r>
+      <w:r>
+        <w:rPr>
+          <w:rStyle w:val="DataTypeTok"/>
+        </w:rPr>
+        <w:t xml:space="preserve">void</w:t>
+      </w:r>
+      <w:r>
+        <w:rPr>
+          <w:rStyle w:val="NormalTok"/>
+        </w:rPr>
+        <w:t xml:space="preserve"> test_get_incorrect_sum</w:t>
+      </w:r>
+      <w:r>
+        <w:rPr>
+          <w:rStyle w:val="OperatorTok"/>
+        </w:rPr>
+        <w:t xml:space="preserve">(</w:t>
+      </w:r>
+      <w:r>
+        <w:rPr>
+          <w:rStyle w:val="DataTypeTok"/>
+        </w:rPr>
+        <w:t xml:space="preserve">void</w:t>
+      </w:r>
+      <w:r>
+        <w:rPr>
+          <w:rStyle w:val="OperatorTok"/>
+        </w:rPr>
+        <w:t xml:space="preserve">)</w:t>
+      </w:r>
+      <w:r>
+        <w:rPr>
+          <w:rStyle w:val="NormalTok"/>
+        </w:rPr>
+        <w:t xml:space="preserve"> </w:t>
+      </w:r>
+      <w:r>
+        <w:rPr>
+          <w:rStyle w:val="OperatorTok"/>
+        </w:rPr>
+        <w:t xml:space="preserve">{</w:t>
+      </w:r>
+      <w:r>
+        <w:br/>
+      </w:r>
+      <w:r>
+        <w:rPr>
+          <w:rStyle w:val="NormalTok"/>
+        </w:rPr>
+        <w:t xml:space="preserve">  TEST_ASSERT_NOT_EQUAL_FLOAT</w:t>
+      </w:r>
+      <w:r>
+        <w:rPr>
+          <w:rStyle w:val="OperatorTok"/>
+        </w:rPr>
+        <w:t xml:space="preserve">(</w:t>
+      </w:r>
+      <w:r>
+        <w:rPr>
+          <w:rStyle w:val="FloatTok"/>
+        </w:rPr>
+        <w:t xml:space="preserve">10.0</w:t>
+      </w:r>
+      <w:r>
+        <w:rPr>
+          <w:rStyle w:val="OperatorTok"/>
+        </w:rPr>
+        <w:t xml:space="preserve">,</w:t>
+      </w:r>
+      <w:r>
+        <w:rPr>
+          <w:rStyle w:val="NormalTok"/>
+        </w:rPr>
+        <w:t xml:space="preserve"> get_incorrect_sum</w:t>
+      </w:r>
+      <w:r>
+        <w:rPr>
+          <w:rStyle w:val="OperatorTok"/>
+        </w:rPr>
+        <w:t xml:space="preserve">(</w:t>
+      </w:r>
+      <w:r>
+        <w:rPr>
+          <w:rStyle w:val="DecValTok"/>
+        </w:rPr>
+        <w:t xml:space="preserve">100</w:t>
+      </w:r>
+      <w:r>
+        <w:rPr>
+          <w:rStyle w:val="OperatorTok"/>
+        </w:rPr>
+        <w:t xml:space="preserve">,</w:t>
+      </w:r>
+      <w:r>
+        <w:rPr>
+          <w:rStyle w:val="DecValTok"/>
+        </w:rPr>
+        <w:t xml:space="preserve">90</w:t>
+      </w:r>
+      <w:r>
+        <w:rPr>
+          <w:rStyle w:val="OperatorTok"/>
+        </w:rPr>
+        <w:t xml:space="preserve">));</w:t>
+      </w:r>
+      <w:r>
+        <w:br/>
+      </w:r>
+      <w:r>
+        <w:rPr>
+          <w:rStyle w:val="NormalTok"/>
+        </w:rPr>
+        <w:t xml:space="preserve">  TEST_ASSERT_NOT_EQUAL_FLOAT</w:t>
+      </w:r>
+      <w:r>
+        <w:rPr>
+          <w:rStyle w:val="OperatorTok"/>
+        </w:rPr>
+        <w:t xml:space="preserve">(</w:t>
+      </w:r>
+      <w:r>
+        <w:rPr>
+          <w:rStyle w:val="FloatTok"/>
+        </w:rPr>
+        <w:t xml:space="preserve">0.0</w:t>
+      </w:r>
+      <w:r>
+        <w:rPr>
+          <w:rStyle w:val="OperatorTok"/>
+        </w:rPr>
+        <w:t xml:space="preserve">,</w:t>
+      </w:r>
+      <w:r>
+        <w:rPr>
+          <w:rStyle w:val="NormalTok"/>
+        </w:rPr>
+        <w:t xml:space="preserve"> get_incorrect_sum</w:t>
+      </w:r>
+      <w:r>
+        <w:rPr>
+          <w:rStyle w:val="OperatorTok"/>
+        </w:rPr>
+        <w:t xml:space="preserve">(</w:t>
+      </w:r>
+      <w:r>
+        <w:rPr>
+          <w:rStyle w:val="DecValTok"/>
+        </w:rPr>
+        <w:t xml:space="preserve">0</w:t>
+      </w:r>
+      <w:r>
+        <w:rPr>
+          <w:rStyle w:val="OperatorTok"/>
+        </w:rPr>
+        <w:t xml:space="preserve">,</w:t>
+      </w:r>
+      <w:r>
+        <w:rPr>
+          <w:rStyle w:val="NormalTok"/>
+        </w:rPr>
+        <w:t xml:space="preserve"> </w:t>
+      </w:r>
+      <w:r>
+        <w:rPr>
+          <w:rStyle w:val="DecValTok"/>
+        </w:rPr>
+        <w:t xml:space="preserve">0</w:t>
+      </w:r>
+      <w:r>
+        <w:rPr>
+          <w:rStyle w:val="OperatorTok"/>
+        </w:rPr>
+        <w:t xml:space="preserve">));</w:t>
+      </w:r>
+      <w:r>
+        <w:br/>
+      </w:r>
+      <w:r>
+        <w:rPr>
+          <w:rStyle w:val="NormalTok"/>
+        </w:rPr>
+        <w:t xml:space="preserve">  TEST_ASSERT_NOT_EQUAL_FLOAT</w:t>
+      </w:r>
+      <w:r>
+        <w:rPr>
+          <w:rStyle w:val="OperatorTok"/>
+        </w:rPr>
+        <w:t xml:space="preserve">(</w:t>
+      </w:r>
+      <w:r>
+        <w:rPr>
+          <w:rStyle w:val="DecValTok"/>
+        </w:rPr>
+        <w:t xml:space="preserve">15</w:t>
+      </w:r>
+      <w:r>
+        <w:rPr>
+          <w:rStyle w:val="OperatorTok"/>
+        </w:rPr>
+        <w:t xml:space="preserve">,</w:t>
+      </w:r>
+      <w:r>
+        <w:rPr>
+          <w:rStyle w:val="NormalTok"/>
+        </w:rPr>
+        <w:t xml:space="preserve"> get_incorrect_sum</w:t>
+      </w:r>
+      <w:r>
+        <w:rPr>
+          <w:rStyle w:val="OperatorTok"/>
+        </w:rPr>
+        <w:t xml:space="preserve">(</w:t>
+      </w:r>
+      <w:r>
+        <w:rPr>
+          <w:rStyle w:val="FloatTok"/>
+        </w:rPr>
+        <w:t xml:space="preserve">25.5</w:t>
+      </w:r>
+      <w:r>
+        <w:rPr>
+          <w:rStyle w:val="OperatorTok"/>
+        </w:rPr>
+        <w:t xml:space="preserve">,</w:t>
+      </w:r>
+      <w:r>
+        <w:rPr>
+          <w:rStyle w:val="NormalTok"/>
+        </w:rPr>
+        <w:t xml:space="preserve"> </w:t>
+      </w:r>
+      <w:r>
+        <w:rPr>
+          <w:rStyle w:val="FloatTok"/>
+        </w:rPr>
+        <w:t xml:space="preserve">10.5</w:t>
+      </w:r>
+      <w:r>
+        <w:rPr>
+          <w:rStyle w:val="OperatorTok"/>
+        </w:rPr>
+        <w:t xml:space="preserve">));</w:t>
+      </w:r>
+      <w:r>
+        <w:br/>
+      </w:r>
+      <w:r>
+        <w:rPr>
+          <w:rStyle w:val="OperatorTok"/>
+        </w:rPr>
+        <w:t xml:space="preserve">}</w:t>
+      </w:r>
+      <w:r>
+        <w:br/>
+      </w:r>
+      <w:r>
+        <w:br/>
+      </w:r>
+      <w:r>
+        <w:rPr>
+          <w:rStyle w:val="DataTypeTok"/>
+        </w:rPr>
         <w:t xml:space="preserve">int</w:t>
       </w:r>
       <w:r>
@@ -6661,6 +8389,60 @@
         <w:rPr>
           <w:rStyle w:val="NormalTok"/>
         </w:rPr>
+        <w:t xml:space="preserve">  RUN_TEST</w:t>
+      </w:r>
+      <w:r>
+        <w:rPr>
+          <w:rStyle w:val="OperatorTok"/>
+        </w:rPr>
+        <w:t xml:space="preserve">(</w:t>
+      </w:r>
+      <w:r>
+        <w:rPr>
+          <w:rStyle w:val="NormalTok"/>
+        </w:rPr>
+        <w:t xml:space="preserve">test_product_calculation</w:t>
+      </w:r>
+      <w:r>
+        <w:rPr>
+          <w:rStyle w:val="OperatorTok"/>
+        </w:rPr>
+        <w:t xml:space="preserve">);</w:t>
+      </w:r>
+      <w:r>
+        <w:br/>
+      </w:r>
+      <w:r>
+        <w:rPr>
+          <w:rStyle w:val="NormalTok"/>
+        </w:rPr>
+        <w:t xml:space="preserve">  RUN_TEST</w:t>
+      </w:r>
+      <w:r>
+        <w:rPr>
+          <w:rStyle w:val="OperatorTok"/>
+        </w:rPr>
+        <w:t xml:space="preserve">(</w:t>
+      </w:r>
+      <w:r>
+        <w:rPr>
+          <w:rStyle w:val="NormalTok"/>
+        </w:rPr>
+        <w:t xml:space="preserve">test_get_incorrect_sum</w:t>
+      </w:r>
+      <w:r>
+        <w:rPr>
+          <w:rStyle w:val="OperatorTok"/>
+        </w:rPr>
+        <w:t xml:space="preserve">);</w:t>
+      </w:r>
+      <w:r>
+        <w:br/>
+      </w:r>
+      <w:r>
+        <w:rPr>
+          <w:rStyle w:val="NormalTok"/>
+        </w:rPr>
         <w:t xml:space="preserve">  </w:t>
       </w:r>
       <w:r>
@@ -6691,9 +8473,9 @@
         <w:t xml:space="preserve">}</w:t>
       </w:r>
     </w:p>
-    <w:bookmarkEnd w:id="36"/>
     <w:bookmarkEnd w:id="37"/>
-    <w:bookmarkStart w:id="38" w:name="scripts-files"/>
+    <w:bookmarkEnd w:id="38"/>
+    <w:bookmarkStart w:id="39" w:name="scripts-files"/>
     <w:p>
       <w:pPr>
         <w:pStyle w:val="Heading2"/>
@@ -6707,7 +8489,7 @@
         <w:pStyle w:val="FirstParagraph"/>
       </w:pPr>
       <w:r>
-        <w:t xml:space="preserve">Report generated on 08/27/2026 at 01:52:05</w:t>
+        <w:t xml:space="preserve">Report generated on 09/01/2026 at 23:42:49</w:t>
       </w:r>
     </w:p>
     <w:p>
@@ -6717,8 +8499,8 @@
         </w:pict>
       </w:r>
     </w:p>
-    <w:bookmarkEnd w:id="38"/>
-    <w:bookmarkStart w:id="39" w:name="end-of-report"/>
+    <w:bookmarkEnd w:id="39"/>
+    <w:bookmarkStart w:id="40" w:name="end-of-report"/>
     <w:p>
       <w:pPr>
         <w:pStyle w:val="Heading2"/>
@@ -6732,7 +8514,7 @@
         <w:pStyle w:val="FirstParagraph"/>
       </w:pPr>
       <w:r>
-        <w:t xml:space="preserve">SHA-256 Hash of the report: 17f895a2e90154df5bbec93a8c2971029962e980cdb26a2f782e72e29687525c</w:t>
+        <w:t xml:space="preserve">SHA-256 Hash of the report: a3684be21fd02f4dc96bb3c858bcca53f35aec6411d11a48554cc1999264796b</w:t>
       </w:r>
     </w:p>
     <w:p>
@@ -6750,8 +8532,8 @@
         </w:pict>
       </w:r>
     </w:p>
-    <w:bookmarkEnd w:id="39"/>
-    <w:bookmarkStart w:id="40" w:name="github-info"/>
+    <w:bookmarkEnd w:id="40"/>
+    <w:bookmarkStart w:id="41" w:name="github-info"/>
     <w:p>
       <w:pPr>
         <w:pStyle w:val="Heading2"/>
@@ -6769,7 +8551,7 @@
         </w:numPr>
       </w:pPr>
       <w:r>
-        <w:t xml:space="preserve">GitHub repo name: shanep/makefile-project-starter</w:t>
+        <w:t xml:space="preserve">GitHub repo name: Jake-Gertz/CS425-P0-Jake-Dickinson</w:t>
       </w:r>
     </w:p>
     <w:p>
@@ -6793,11 +8575,11 @@
         </w:numPr>
       </w:pPr>
       <w:r>
-        <w:t xml:space="preserve">The workflow was triggered by shanep</w:t>
+        <w:t xml:space="preserve">The workflow was triggered by Jake-Gertz</w:t>
       </w:r>
     </w:p>
-    <w:bookmarkEnd w:id="40"/>
     <w:bookmarkEnd w:id="41"/>
+    <w:bookmarkEnd w:id="42"/>
     <w:sectPr/>
   </w:body>
 </w:document>
